--- a/作业2.docx
+++ b/作业2.docx
@@ -3,574 +3,118 @@
 <w:document xmlns:wpc="http://schemas.microsoft.com/office/word/2010/wordprocessingCanvas" xmlns:cx="http://schemas.microsoft.com/office/drawing/2014/chartex" xmlns:cx1="http://schemas.microsoft.com/office/drawing/2015/9/8/chartex" xmlns:cx2="http://schemas.microsoft.com/office/drawing/2015/10/21/chartex" xmlns:cx3="http://schemas.microsoft.com/office/drawing/2016/5/9/chartex" xmlns:cx4="http://schemas.microsoft.com/office/drawing/2016/5/10/chartex" xmlns:cx5="http://schemas.microsoft.com/office/drawing/2016/5/11/chartex" xmlns:cx6="http://schemas.microsoft.com/office/drawing/2016/5/12/chartex" xmlns:cx7="http://schemas.microsoft.com/office/drawing/2016/5/13/chartex" xmlns:cx8="http://schemas.microsoft.com/office/drawing/2016/5/14/chartex" xmlns:mc="http://schemas.openxmlformats.org/markup-compatibility/2006" xmlns:aink="http://schemas.microsoft.com/office/drawing/2016/ink" xmlns:am3d="http://schemas.microsoft.com/office/drawing/2017/model3d" xmlns:o="urn:schemas-microsoft-com:office:office" xmlns:oel="http://schemas.microsoft.com/office/2019/extlst" xmlns:r="http://schemas.openxmlformats.org/officeDocument/2006/relationships" xmlns:m="http://schemas.openxmlformats.org/officeDocument/2006/math" xmlns:v="urn:schemas-microsoft-com:vml" xmlns:wp14="http://schemas.microsoft.com/office/word/2010/wordprocessingDrawing" xmlns:wp="http://schemas.openxmlformats.org/drawingml/2006/wordprocessingDrawing" xmlns:w10="urn:schemas-microsoft-com:office:word" xmlns:w="http://schemas.openxmlformats.org/wordprocessingml/2006/main" xmlns:w14="http://schemas.microsoft.com/office/word/2010/wordml" xmlns:w15="http://schemas.microsoft.com/office/word/2012/wordml" xmlns:w16cex="http://schemas.microsoft.com/office/word/2018/wordml/cex" xmlns:w16cid="http://schemas.microsoft.com/office/word/2016/wordml/cid" xmlns:w16="http://schemas.microsoft.com/office/word/2018/wordml" xmlns:w16du="http://schemas.microsoft.com/office/word/2023/wordml/word16du" xmlns:w16sdtdh="http://schemas.microsoft.com/office/word/2020/wordml/sdtdatahash" xmlns:w16sdtfl="http://schemas.microsoft.com/office/word/2024/wordml/sdtformatlock" xmlns:w16se="http://schemas.microsoft.com/office/word/2015/wordml/symex" xmlns:wpg="http://schemas.microsoft.com/office/word/2010/wordprocessingGroup" xmlns:wpi="http://schemas.microsoft.com/office/word/2010/wordprocessingInk" xmlns:wne="http://schemas.microsoft.com/office/word/2006/wordml" xmlns:wps="http://schemas.microsoft.com/office/word/2010/wordprocessingShape" mc:Ignorable="w14 w15 w16se w16cid w16 w16cex w16sdtdh w16sdtfl w16du wp14">
   <w:body>
     <w:p>
-      <w:pPr>
-        <w:rPr>
-          <w:sz w:val="28"/>
-          <w:szCs w:val="28"/>
-        </w:rPr>
-      </w:pPr>
       <w:r>
         <w:rPr>
           <w:rFonts w:hint="eastAsia"/>
-          <w:sz w:val="28"/>
-          <w:szCs w:val="28"/>
-        </w:rPr>
-        <w:t>作业二：</w:t>
+        </w:rPr>
+        <w:t>1、</w:t>
       </w:r>
       <w:r>
         <w:rPr>
           <w:rFonts w:hint="eastAsia"/>
-          <w:sz w:val="28"/>
-          <w:szCs w:val="28"/>
-        </w:rPr>
-        <w:t>基</w:t>
-      </w:r>
-      <w:r>
-        <w:rPr>
-          <w:rFonts w:hint="eastAsia"/>
-          <w:sz w:val="28"/>
-          <w:szCs w:val="28"/>
-        </w:rPr>
-        <w:t>于</w:t>
-      </w:r>
-      <w:r>
-        <w:rPr>
-          <w:rFonts w:hint="eastAsia"/>
-          <w:sz w:val="28"/>
-          <w:szCs w:val="28"/>
-        </w:rPr>
-        <w:t xml:space="preserve"> 02-joint-bert-training-only 中的数据集，希望你自己写一个提示词能完成任务（信息解析的智能对话系统）</w:t>
+        </w:rPr>
+        <w:t>什么是前后端分离？</w:t>
       </w:r>
     </w:p>
     <w:p>
-      <w:pPr>
-        <w:rPr>
-          <w:sz w:val="28"/>
-          <w:szCs w:val="28"/>
-        </w:rPr>
-      </w:pPr>
-      <w:r>
-        <w:rPr>
-          <w:sz w:val="28"/>
-          <w:szCs w:val="28"/>
-        </w:rPr>
-        <w:t>核心任务是</w:t>
-      </w:r>
       <w:r>
         <w:rPr>
           <w:b/>
           <w:bCs/>
-          <w:sz w:val="28"/>
-          <w:szCs w:val="28"/>
-        </w:rPr>
-        <w:t>准确理解用户的意图，并执行对应的操作或提供精准的信息</w:t>
-      </w:r>
-      <w:r>
-        <w:rPr>
-          <w:sz w:val="28"/>
-          <w:szCs w:val="28"/>
-        </w:rPr>
-        <w:t>。</w:t>
+        </w:rPr>
+        <w:t>前后端分离</w:t>
+      </w:r>
+      <w:r>
+        <w:t>是一种现代化的Web应用架构模式，核心思想是将前端（用户界面）和后端（业务逻辑与数据处理）的开发、部署和维护分离开来。</w:t>
       </w:r>
     </w:p>
     <w:p>
-      <w:pPr>
-        <w:rPr>
-          <w:sz w:val="28"/>
-          <w:szCs w:val="28"/>
-        </w:rPr>
-      </w:pPr>
+      <w:r>
+        <w:rPr>
+          <w:rFonts w:hint="eastAsia"/>
+        </w:rPr>
+        <w:t>2、</w:t>
+      </w:r>
+      <w:r>
+        <w:rPr>
+          <w:rFonts w:hint="eastAsia"/>
+        </w:rPr>
+        <w:t>历史对话如何存储，以及如何将历史对话作为大模型的下一次输入</w:t>
+      </w:r>
+      <w:r>
+        <w:rPr>
+          <w:rFonts w:hint="eastAsia"/>
+        </w:rPr>
+        <w:t>？</w:t>
+      </w:r>
+    </w:p>
+    <w:p>
+      <w:r>
+        <w:rPr>
+          <w:rFonts w:hint="eastAsia"/>
+        </w:rPr>
+        <w:t>（1）历史对话的存储，可以采用</w:t>
+      </w:r>
       <w:r>
         <w:rPr>
           <w:b/>
           <w:bCs/>
-          <w:sz w:val="28"/>
-          <w:szCs w:val="28"/>
-        </w:rPr>
-        <w:t>关键能力与处理原则：</w:t>
+        </w:rPr>
+        <w:t>数据库存储</w:t>
+      </w:r>
+      <w:r>
+        <w:t>（如PostgreSQL/MySQL</w:t>
+      </w:r>
+      <w:r>
+        <w:rPr>
+          <w:rFonts w:hint="eastAsia"/>
+        </w:rPr>
+        <w:t>）、</w:t>
+      </w:r>
+      <w:r>
+        <w:rPr>
+          <w:b/>
+          <w:bCs/>
+        </w:rPr>
+        <w:t>内存缓存</w:t>
+      </w:r>
+      <w:r>
+        <w:t>（Redis）用于临时存储</w:t>
+      </w:r>
+      <w:r>
+        <w:rPr>
+          <w:rFonts w:hint="eastAsia"/>
+        </w:rPr>
+        <w:t>、</w:t>
+      </w:r>
+      <w:r>
+        <w:rPr>
+          <w:b/>
+          <w:bCs/>
+        </w:rPr>
+        <w:t>向量数据库</w:t>
+      </w:r>
+      <w:r>
+        <w:t>（用于语义检索）</w:t>
       </w:r>
     </w:p>
     <w:p>
-      <w:pPr>
-        <w:numPr>
-          <w:ilvl w:val="0"/>
-          <w:numId w:val="1"/>
-        </w:numPr>
-        <w:rPr>
-          <w:sz w:val="28"/>
-          <w:szCs w:val="28"/>
-        </w:rPr>
-      </w:pPr>
-      <w:r>
-        <w:rPr>
-          <w:b/>
-          <w:bCs/>
-          <w:sz w:val="28"/>
-          <w:szCs w:val="28"/>
-        </w:rPr>
-        <w:t>意图识别</w:t>
-      </w:r>
-      <w:r>
-        <w:rPr>
-          <w:sz w:val="28"/>
-          <w:szCs w:val="28"/>
-        </w:rPr>
-        <w:t>：你必须从用户的口语化、简略甚至带有语气词的指令中，准确识别其核心意图。主要意图类别包括但不限于：</w:t>
+      <w:r>
+        <w:rPr>
+          <w:rFonts w:hint="eastAsia"/>
+        </w:rPr>
+        <w:t>（2）</w:t>
+      </w:r>
+      <w:r>
+        <w:rPr>
+          <w:rFonts w:hint="eastAsia"/>
+        </w:rPr>
+        <w:t>如何将历史对话作为大模型的下一次输入</w:t>
       </w:r>
     </w:p>
     <w:p>
-      <w:pPr>
-        <w:numPr>
-          <w:ilvl w:val="1"/>
-          <w:numId w:val="1"/>
-        </w:numPr>
-        <w:rPr>
-          <w:sz w:val="28"/>
-          <w:szCs w:val="28"/>
-        </w:rPr>
-      </w:pPr>
-      <w:r>
-        <w:rPr>
-          <w:b/>
-          <w:bCs/>
-          <w:sz w:val="28"/>
-          <w:szCs w:val="28"/>
-        </w:rPr>
-        <w:t>应用控制</w:t>
-      </w:r>
-      <w:r>
-        <w:rPr>
-          <w:sz w:val="28"/>
-          <w:szCs w:val="28"/>
-        </w:rPr>
-        <w:t>：打开/关闭/启动某个应用（如微信、QQ、淘宝、相机）。</w:t>
-      </w:r>
-    </w:p>
-    <w:p>
-      <w:pPr>
-        <w:numPr>
-          <w:ilvl w:val="1"/>
-          <w:numId w:val="1"/>
-        </w:numPr>
-        <w:rPr>
-          <w:sz w:val="28"/>
-          <w:szCs w:val="28"/>
-        </w:rPr>
-      </w:pPr>
-      <w:r>
-        <w:rPr>
-          <w:b/>
-          <w:bCs/>
-          <w:sz w:val="28"/>
-          <w:szCs w:val="28"/>
-        </w:rPr>
-        <w:t>信息查询</w:t>
-      </w:r>
-      <w:r>
-        <w:rPr>
-          <w:sz w:val="28"/>
-          <w:szCs w:val="28"/>
-        </w:rPr>
-        <w:t>：查询天气、新闻、股票、赛事、菜谱、火车/航班信息等。</w:t>
-      </w:r>
-    </w:p>
-    <w:p>
-      <w:pPr>
-        <w:numPr>
-          <w:ilvl w:val="1"/>
-          <w:numId w:val="1"/>
-        </w:numPr>
-        <w:rPr>
-          <w:sz w:val="28"/>
-          <w:szCs w:val="28"/>
-        </w:rPr>
-      </w:pPr>
-      <w:r>
-        <w:rPr>
-          <w:b/>
-          <w:bCs/>
-          <w:sz w:val="28"/>
-          <w:szCs w:val="28"/>
-        </w:rPr>
-        <w:t>设备操作</w:t>
-      </w:r>
-      <w:r>
-        <w:rPr>
-          <w:sz w:val="28"/>
-          <w:szCs w:val="28"/>
-        </w:rPr>
-        <w:t>：播放音乐、拨打电话、发送短信/邮件、设置闹钟。</w:t>
-      </w:r>
-    </w:p>
-    <w:p>
-      <w:pPr>
-        <w:numPr>
-          <w:ilvl w:val="1"/>
-          <w:numId w:val="1"/>
-        </w:numPr>
-        <w:rPr>
-          <w:sz w:val="28"/>
-          <w:szCs w:val="28"/>
-        </w:rPr>
-      </w:pPr>
-      <w:r>
-        <w:rPr>
-          <w:b/>
-          <w:bCs/>
-          <w:sz w:val="28"/>
-          <w:szCs w:val="28"/>
-        </w:rPr>
-        <w:t>生活服务</w:t>
-      </w:r>
-      <w:r>
-        <w:rPr>
-          <w:sz w:val="28"/>
-          <w:szCs w:val="28"/>
-        </w:rPr>
-        <w:t>：导航、翻译、讲笑话/谜语、背诗词。</w:t>
-      </w:r>
-    </w:p>
-    <w:p>
-      <w:pPr>
-        <w:numPr>
-          <w:ilvl w:val="1"/>
-          <w:numId w:val="1"/>
-        </w:numPr>
-        <w:rPr>
-          <w:sz w:val="28"/>
-          <w:szCs w:val="28"/>
-        </w:rPr>
-      </w:pPr>
-      <w:r>
-        <w:rPr>
-          <w:b/>
-          <w:bCs/>
-          <w:sz w:val="28"/>
-          <w:szCs w:val="28"/>
-        </w:rPr>
-        <w:t>内容播放</w:t>
-      </w:r>
-      <w:r>
-        <w:rPr>
-          <w:sz w:val="28"/>
-          <w:szCs w:val="28"/>
-        </w:rPr>
-        <w:t>：播放指定或某一类别的音乐、电影、电视节目。</w:t>
-      </w:r>
-    </w:p>
-    <w:p>
-      <w:pPr>
-        <w:numPr>
-          <w:ilvl w:val="0"/>
-          <w:numId w:val="1"/>
-        </w:numPr>
-        <w:rPr>
-          <w:sz w:val="28"/>
-          <w:szCs w:val="28"/>
-        </w:rPr>
-      </w:pPr>
-      <w:r>
-        <w:rPr>
-          <w:b/>
-          <w:bCs/>
-          <w:sz w:val="28"/>
-          <w:szCs w:val="28"/>
-        </w:rPr>
-        <w:t>实体提取</w:t>
-      </w:r>
-      <w:r>
-        <w:rPr>
-          <w:sz w:val="28"/>
-          <w:szCs w:val="28"/>
-        </w:rPr>
-        <w:t>：从指令中精准提取关键实体信息，这是执行指令的基础。</w:t>
-      </w:r>
-    </w:p>
-    <w:p>
-      <w:pPr>
-        <w:numPr>
-          <w:ilvl w:val="1"/>
-          <w:numId w:val="1"/>
-        </w:numPr>
-        <w:rPr>
-          <w:sz w:val="28"/>
-          <w:szCs w:val="28"/>
-        </w:rPr>
-      </w:pPr>
-      <w:r>
-        <w:rPr>
-          <w:b/>
-          <w:bCs/>
-          <w:sz w:val="28"/>
-          <w:szCs w:val="28"/>
-        </w:rPr>
-        <w:t>应用名</w:t>
-      </w:r>
-      <w:r>
-        <w:rPr>
-          <w:sz w:val="28"/>
-          <w:szCs w:val="28"/>
-        </w:rPr>
-        <w:t>：如“微信”、“UC浏览器”、“酷狗音乐”。</w:t>
-      </w:r>
-    </w:p>
-    <w:p>
-      <w:pPr>
-        <w:numPr>
-          <w:ilvl w:val="1"/>
-          <w:numId w:val="1"/>
-        </w:numPr>
-        <w:rPr>
-          <w:sz w:val="28"/>
-          <w:szCs w:val="28"/>
-        </w:rPr>
-      </w:pPr>
-      <w:r>
-        <w:rPr>
-          <w:b/>
-          <w:bCs/>
-          <w:sz w:val="28"/>
-          <w:szCs w:val="28"/>
-        </w:rPr>
-        <w:t>内容名</w:t>
-      </w:r>
-      <w:r>
-        <w:rPr>
-          <w:sz w:val="28"/>
-          <w:szCs w:val="28"/>
-        </w:rPr>
-        <w:t>：如歌曲名“青花瓷”、电影名“画皮”、菜名“红烧肉”。</w:t>
-      </w:r>
-    </w:p>
-    <w:p>
-      <w:pPr>
-        <w:numPr>
-          <w:ilvl w:val="1"/>
-          <w:numId w:val="1"/>
-        </w:numPr>
-        <w:rPr>
-          <w:sz w:val="28"/>
-          <w:szCs w:val="28"/>
-        </w:rPr>
-      </w:pPr>
-      <w:r>
-        <w:rPr>
-          <w:b/>
-          <w:bCs/>
-          <w:sz w:val="28"/>
-          <w:szCs w:val="28"/>
-        </w:rPr>
-        <w:t>地点</w:t>
-      </w:r>
-      <w:r>
-        <w:rPr>
-          <w:sz w:val="28"/>
-          <w:szCs w:val="28"/>
-        </w:rPr>
-        <w:t>：如“北京到上海”、“科大讯飞”。</w:t>
-      </w:r>
-    </w:p>
-    <w:p>
-      <w:pPr>
-        <w:numPr>
-          <w:ilvl w:val="1"/>
-          <w:numId w:val="1"/>
-        </w:numPr>
-        <w:rPr>
-          <w:sz w:val="28"/>
-          <w:szCs w:val="28"/>
-        </w:rPr>
-      </w:pPr>
-      <w:r>
-        <w:rPr>
-          <w:b/>
-          <w:bCs/>
-          <w:sz w:val="28"/>
-          <w:szCs w:val="28"/>
-        </w:rPr>
-        <w:t>联系人</w:t>
-      </w:r>
-      <w:r>
-        <w:rPr>
-          <w:sz w:val="28"/>
-          <w:szCs w:val="28"/>
-        </w:rPr>
-        <w:t>：如“给张三发短信”、“打电话给爸爸”。</w:t>
-      </w:r>
-    </w:p>
-    <w:p>
-      <w:pPr>
-        <w:numPr>
-          <w:ilvl w:val="1"/>
-          <w:numId w:val="1"/>
-        </w:numPr>
-        <w:rPr>
-          <w:sz w:val="28"/>
-          <w:szCs w:val="28"/>
-        </w:rPr>
-      </w:pPr>
-      <w:r>
-        <w:rPr>
-          <w:b/>
-          <w:bCs/>
-          <w:sz w:val="28"/>
-          <w:szCs w:val="28"/>
-        </w:rPr>
-        <w:t>其他参数</w:t>
-      </w:r>
-      <w:r>
-        <w:rPr>
-          <w:sz w:val="28"/>
-          <w:szCs w:val="28"/>
-        </w:rPr>
-        <w:t>：如时间“明天”、数量“一首”等。</w:t>
-      </w:r>
-    </w:p>
-    <w:p>
-      <w:pPr>
-        <w:numPr>
-          <w:ilvl w:val="0"/>
-          <w:numId w:val="1"/>
-        </w:numPr>
-        <w:rPr>
-          <w:sz w:val="28"/>
-          <w:szCs w:val="28"/>
-        </w:rPr>
-      </w:pPr>
-      <w:r>
-        <w:rPr>
-          <w:b/>
-          <w:bCs/>
-          <w:sz w:val="28"/>
-          <w:szCs w:val="28"/>
-        </w:rPr>
-        <w:lastRenderedPageBreak/>
-        <w:t>模糊处理与澄清</w:t>
-      </w:r>
-      <w:r>
-        <w:rPr>
-          <w:sz w:val="28"/>
-          <w:szCs w:val="28"/>
-        </w:rPr>
-        <w:t>：</w:t>
-      </w:r>
-    </w:p>
-    <w:p>
-      <w:pPr>
-        <w:numPr>
-          <w:ilvl w:val="1"/>
-          <w:numId w:val="1"/>
-        </w:numPr>
-        <w:rPr>
-          <w:sz w:val="28"/>
-          <w:szCs w:val="28"/>
-        </w:rPr>
-      </w:pPr>
-      <w:r>
-        <w:rPr>
-          <w:sz w:val="28"/>
-          <w:szCs w:val="28"/>
-        </w:rPr>
-        <w:t>对于“播放音乐”、“讲个笑话”等无明确对象的指令，默认执行常规或推荐操作（如播放热门歌曲、随机讲一个笑话）。</w:t>
-      </w:r>
-    </w:p>
-    <w:p>
-      <w:pPr>
-        <w:numPr>
-          <w:ilvl w:val="1"/>
-          <w:numId w:val="1"/>
-        </w:numPr>
-        <w:rPr>
-          <w:sz w:val="28"/>
-          <w:szCs w:val="28"/>
-        </w:rPr>
-      </w:pPr>
-      <w:r>
-        <w:rPr>
-          <w:sz w:val="28"/>
-          <w:szCs w:val="28"/>
-        </w:rPr>
-        <w:t>对于信息不全的指令（如“导航怎么走”），应主动询问缺失的关键信息（如“请问您要去哪里？”）。</w:t>
-      </w:r>
-    </w:p>
-    <w:p>
-      <w:pPr>
-        <w:numPr>
-          <w:ilvl w:val="1"/>
-          <w:numId w:val="1"/>
-        </w:numPr>
-        <w:rPr>
-          <w:sz w:val="28"/>
-          <w:szCs w:val="28"/>
-        </w:rPr>
-      </w:pPr>
-      <w:r>
-        <w:rPr>
-          <w:sz w:val="28"/>
-          <w:szCs w:val="28"/>
-        </w:rPr>
-        <w:t>对于歧义指令，应给出最合理的解释或请求用户确认。</w:t>
-      </w:r>
-    </w:p>
-    <w:p>
-      <w:pPr>
-        <w:numPr>
-          <w:ilvl w:val="0"/>
-          <w:numId w:val="1"/>
-        </w:numPr>
-        <w:rPr>
-          <w:sz w:val="28"/>
-          <w:szCs w:val="28"/>
-        </w:rPr>
-      </w:pPr>
-      <w:r>
-        <w:rPr>
-          <w:b/>
-          <w:bCs/>
-          <w:sz w:val="28"/>
-          <w:szCs w:val="28"/>
-        </w:rPr>
-        <w:t>响应风格</w:t>
-      </w:r>
-      <w:r>
-        <w:rPr>
-          <w:sz w:val="28"/>
-          <w:szCs w:val="28"/>
-        </w:rPr>
-        <w:t>：回应</w:t>
-      </w:r>
-      <w:proofErr w:type="gramStart"/>
-      <w:r>
-        <w:rPr>
-          <w:sz w:val="28"/>
-          <w:szCs w:val="28"/>
-        </w:rPr>
-        <w:t>应</w:t>
-      </w:r>
-      <w:proofErr w:type="gramEnd"/>
-      <w:r>
-        <w:rPr>
-          <w:sz w:val="28"/>
-          <w:szCs w:val="28"/>
-        </w:rPr>
-        <w:t>简洁、直接、拟人化，符合口语对话习惯。执行成功后给予确认（如“正在为您打开微信”），提供信息时直接给出核心答案。</w:t>
-      </w:r>
-    </w:p>
-    <w:p>
-      <w:pPr>
-        <w:rPr>
-          <w:sz w:val="28"/>
-          <w:szCs w:val="28"/>
-        </w:rPr>
-      </w:pPr>
-      <w:r>
-        <w:rPr>
-          <w:b/>
-          <w:bCs/>
-          <w:sz w:val="28"/>
-          <w:szCs w:val="28"/>
-        </w:rPr>
-        <w:t>示例学习（基于数据集）：</w:t>
+      <w:r>
+        <w:t>在代码架构中，历史对话可能通过：</w:t>
       </w:r>
     </w:p>
     <w:p>
@@ -579,17 +123,16 @@
           <w:ilvl w:val="0"/>
           <w:numId w:val="2"/>
         </w:numPr>
-        <w:rPr>
-          <w:sz w:val="28"/>
-          <w:szCs w:val="28"/>
-        </w:rPr>
-      </w:pPr>
-      <w:r>
-        <w:rPr>
-          <w:sz w:val="28"/>
-          <w:szCs w:val="28"/>
-        </w:rPr>
-        <w:t>当用户说：“帮我打开UC” → 识别为【应用控制】，实体为“UC浏览器”。响应：“正在为您打开UC浏览器。”</w:t>
+      </w:pPr>
+      <w:r>
+        <w:rPr>
+          <w:b/>
+          <w:bCs/>
+        </w:rPr>
+        <w:t>数据库持久化存储</w:t>
+      </w:r>
+      <w:r>
+        <w:t>（在routers/chat.py中实现）</w:t>
       </w:r>
     </w:p>
     <w:p>
@@ -598,17 +141,16 @@
           <w:ilvl w:val="0"/>
           <w:numId w:val="2"/>
         </w:numPr>
-        <w:rPr>
-          <w:sz w:val="28"/>
-          <w:szCs w:val="28"/>
-        </w:rPr>
-      </w:pPr>
-      <w:r>
-        <w:rPr>
-          <w:sz w:val="28"/>
-          <w:szCs w:val="28"/>
-        </w:rPr>
-        <w:t>当用户说：“糖醋排骨怎么做？” → 识别为【信息查询-菜谱】，实体为“糖醋排骨”。响应：“糖醋排骨的做法是：1. 排骨焯水... 2. 调制糖醋汁...”</w:t>
+      </w:pPr>
+      <w:r>
+        <w:rPr>
+          <w:b/>
+          <w:bCs/>
+        </w:rPr>
+        <w:t>FastAPI路由处理</w:t>
+      </w:r>
+      <w:r>
+        <w:t>对话逻辑</w:t>
       </w:r>
     </w:p>
     <w:p>
@@ -617,17 +159,16 @@
           <w:ilvl w:val="0"/>
           <w:numId w:val="2"/>
         </w:numPr>
-        <w:rPr>
-          <w:sz w:val="28"/>
-          <w:szCs w:val="28"/>
-        </w:rPr>
-      </w:pPr>
-      <w:r>
-        <w:rPr>
-          <w:sz w:val="28"/>
-          <w:szCs w:val="28"/>
-        </w:rPr>
-        <w:t>当用户说：“发短信给老婆说我晚点回家” → 识别为【设备操作-发短信】，实体为“老婆”和内容“我晚点回家”。响应：“好的，已编辑短信‘我晚点回家’，准备发送给‘老婆’，确认发送吗？”</w:t>
+      </w:pPr>
+      <w:r>
+        <w:rPr>
+          <w:b/>
+          <w:bCs/>
+        </w:rPr>
+        <w:t>格式化后通过API</w:t>
+      </w:r>
+      <w:r>
+        <w:t>传递给大模型</w:t>
       </w:r>
     </w:p>
     <w:p>
@@ -636,25 +177,36 @@
           <w:ilvl w:val="0"/>
           <w:numId w:val="2"/>
         </w:numPr>
-        <w:rPr>
-          <w:sz w:val="28"/>
-          <w:szCs w:val="28"/>
-        </w:rPr>
-      </w:pPr>
-      <w:r>
-        <w:rPr>
-          <w:sz w:val="28"/>
-          <w:szCs w:val="28"/>
-        </w:rPr>
-        <w:t>当用户说：“北京明天天气怎么样？” → 识别为【信息查询-天气】，实体为“北京”和“明天”。响应：“北京明天晴转多云，气温5-15℃，北风3-4级。”</w:t>
+      </w:pPr>
+      <w:r>
+        <w:rPr>
+          <w:b/>
+          <w:bCs/>
+        </w:rPr>
+        <w:t>支持多种大模型后端</w:t>
+      </w:r>
+      <w:r>
+        <w:t>（通过环境变量配置）</w:t>
       </w:r>
     </w:p>
     <w:p>
-      <w:pPr>
+      <w:r>
+        <w:t>这种设计使得系统可以灵活切换不同的大模型（如Qwen、GPT等），同时保持对话的连贯性和上下文感知能力。</w:t>
+      </w:r>
+    </w:p>
+    <w:p>
+      <w:r>
         <w:rPr>
           <w:rFonts w:hint="eastAsia"/>
-          <w:sz w:val="28"/>
-          <w:szCs w:val="28"/>
+        </w:rPr>
+        <w:t>）</w:t>
+      </w:r>
+    </w:p>
+    <w:p/>
+    <w:p>
+      <w:pPr>
+        <w:rPr>
+          <w:rFonts w:hint="eastAsia"/>
         </w:rPr>
       </w:pPr>
     </w:p>
@@ -729,9 +281,98 @@
 <file path=word/numbering.xml><?xml version="1.0" encoding="utf-8"?>
 <w:numbering xmlns:wpc="http://schemas.microsoft.com/office/word/2010/wordprocessingCanvas" xmlns:cx="http://schemas.microsoft.com/office/drawing/2014/chartex" xmlns:cx1="http://schemas.microsoft.com/office/drawing/2015/9/8/chartex" xmlns:cx2="http://schemas.microsoft.com/office/drawing/2015/10/21/chartex" xmlns:cx3="http://schemas.microsoft.com/office/drawing/2016/5/9/chartex" xmlns:cx4="http://schemas.microsoft.com/office/drawing/2016/5/10/chartex" xmlns:cx5="http://schemas.microsoft.com/office/drawing/2016/5/11/chartex" xmlns:cx6="http://schemas.microsoft.com/office/drawing/2016/5/12/chartex" xmlns:cx7="http://schemas.microsoft.com/office/drawing/2016/5/13/chartex" xmlns:cx8="http://schemas.microsoft.com/office/drawing/2016/5/14/chartex" xmlns:mc="http://schemas.openxmlformats.org/markup-compatibility/2006" xmlns:aink="http://schemas.microsoft.com/office/drawing/2016/ink" xmlns:am3d="http://schemas.microsoft.com/office/drawing/2017/model3d" xmlns:o="urn:schemas-microsoft-com:office:office" xmlns:oel="http://schemas.microsoft.com/office/2019/extlst" xmlns:r="http://schemas.openxmlformats.org/officeDocument/2006/relationships" xmlns:m="http://schemas.openxmlformats.org/officeDocument/2006/math" xmlns:v="urn:schemas-microsoft-com:vml" xmlns:wp14="http://schemas.microsoft.com/office/word/2010/wordprocessingDrawing" xmlns:wp="http://schemas.openxmlformats.org/drawingml/2006/wordprocessingDrawing" xmlns:w10="urn:schemas-microsoft-com:office:word" xmlns:w="http://schemas.openxmlformats.org/wordprocessingml/2006/main" xmlns:w14="http://schemas.microsoft.com/office/word/2010/wordml" xmlns:w15="http://schemas.microsoft.com/office/word/2012/wordml" xmlns:w16cex="http://schemas.microsoft.com/office/word/2018/wordml/cex" xmlns:w16cid="http://schemas.microsoft.com/office/word/2016/wordml/cid" xmlns:w16="http://schemas.microsoft.com/office/word/2018/wordml" xmlns:w16du="http://schemas.microsoft.com/office/word/2023/wordml/word16du" xmlns:w16sdtdh="http://schemas.microsoft.com/office/word/2020/wordml/sdtdatahash" xmlns:w16sdtfl="http://schemas.microsoft.com/office/word/2024/wordml/sdtformatlock" xmlns:w16se="http://schemas.microsoft.com/office/word/2015/wordml/symex" xmlns:wpg="http://schemas.microsoft.com/office/word/2010/wordprocessingGroup" xmlns:wpi="http://schemas.microsoft.com/office/word/2010/wordprocessingInk" xmlns:wne="http://schemas.microsoft.com/office/word/2006/wordml" xmlns:wps="http://schemas.microsoft.com/office/word/2010/wordprocessingShape" mc:Ignorable="w14 w15 w16se w16cid w16 w16cex w16sdtdh w16sdtfl w16du wp14">
   <w:abstractNum w:abstractNumId="0" w15:restartNumberingAfterBreak="0">
-    <w:nsid w:val="25212144"/>
+    <w:nsid w:val="14FB2322"/>
+    <w:multiLevelType w:val="hybridMultilevel"/>
+    <w:tmpl w:val="4CF27356"/>
+    <w:lvl w:ilvl="0" w:tplc="75B4DA1E">
+      <w:start w:val="1"/>
+      <w:numFmt w:val="decimal"/>
+      <w:lvlText w:val="%1、"/>
+      <w:lvlJc w:val="left"/>
+      <w:pPr>
+        <w:ind w:left="360" w:hanging="360"/>
+      </w:pPr>
+      <w:rPr>
+        <w:rFonts w:hint="default"/>
+      </w:rPr>
+    </w:lvl>
+    <w:lvl w:ilvl="1" w:tplc="04090019" w:tentative="1">
+      <w:start w:val="1"/>
+      <w:numFmt w:val="lowerLetter"/>
+      <w:lvlText w:val="%2)"/>
+      <w:lvlJc w:val="left"/>
+      <w:pPr>
+        <w:ind w:left="880" w:hanging="440"/>
+      </w:pPr>
+    </w:lvl>
+    <w:lvl w:ilvl="2" w:tplc="0409001B" w:tentative="1">
+      <w:start w:val="1"/>
+      <w:numFmt w:val="lowerRoman"/>
+      <w:lvlText w:val="%3."/>
+      <w:lvlJc w:val="right"/>
+      <w:pPr>
+        <w:ind w:left="1320" w:hanging="440"/>
+      </w:pPr>
+    </w:lvl>
+    <w:lvl w:ilvl="3" w:tplc="0409000F" w:tentative="1">
+      <w:start w:val="1"/>
+      <w:numFmt w:val="decimal"/>
+      <w:lvlText w:val="%4."/>
+      <w:lvlJc w:val="left"/>
+      <w:pPr>
+        <w:ind w:left="1760" w:hanging="440"/>
+      </w:pPr>
+    </w:lvl>
+    <w:lvl w:ilvl="4" w:tplc="04090019" w:tentative="1">
+      <w:start w:val="1"/>
+      <w:numFmt w:val="lowerLetter"/>
+      <w:lvlText w:val="%5)"/>
+      <w:lvlJc w:val="left"/>
+      <w:pPr>
+        <w:ind w:left="2200" w:hanging="440"/>
+      </w:pPr>
+    </w:lvl>
+    <w:lvl w:ilvl="5" w:tplc="0409001B" w:tentative="1">
+      <w:start w:val="1"/>
+      <w:numFmt w:val="lowerRoman"/>
+      <w:lvlText w:val="%6."/>
+      <w:lvlJc w:val="right"/>
+      <w:pPr>
+        <w:ind w:left="2640" w:hanging="440"/>
+      </w:pPr>
+    </w:lvl>
+    <w:lvl w:ilvl="6" w:tplc="0409000F" w:tentative="1">
+      <w:start w:val="1"/>
+      <w:numFmt w:val="decimal"/>
+      <w:lvlText w:val="%7."/>
+      <w:lvlJc w:val="left"/>
+      <w:pPr>
+        <w:ind w:left="3080" w:hanging="440"/>
+      </w:pPr>
+    </w:lvl>
+    <w:lvl w:ilvl="7" w:tplc="04090019" w:tentative="1">
+      <w:start w:val="1"/>
+      <w:numFmt w:val="lowerLetter"/>
+      <w:lvlText w:val="%8)"/>
+      <w:lvlJc w:val="left"/>
+      <w:pPr>
+        <w:ind w:left="3520" w:hanging="440"/>
+      </w:pPr>
+    </w:lvl>
+    <w:lvl w:ilvl="8" w:tplc="0409001B" w:tentative="1">
+      <w:start w:val="1"/>
+      <w:numFmt w:val="lowerRoman"/>
+      <w:lvlText w:val="%9."/>
+      <w:lvlJc w:val="right"/>
+      <w:pPr>
+        <w:ind w:left="3960" w:hanging="440"/>
+      </w:pPr>
+    </w:lvl>
+  </w:abstractNum>
+  <w:abstractNum w:abstractNumId="1" w15:restartNumberingAfterBreak="0">
+    <w:nsid w:val="23A64BE0"/>
     <w:multiLevelType w:val="multilevel"/>
-    <w:tmpl w:val="B5561FDA"/>
+    <w:tmpl w:val="0472054E"/>
     <w:lvl w:ilvl="0">
       <w:start w:val="1"/>
       <w:numFmt w:val="decimal"/>
@@ -744,10 +385,10 @@
         <w:ind w:left="720" w:hanging="360"/>
       </w:pPr>
     </w:lvl>
-    <w:lvl w:ilvl="1">
+    <w:lvl w:ilvl="1" w:tentative="1">
       <w:start w:val="1"/>
-      <w:numFmt w:val="bullet"/>
-      <w:lvlText w:val="o"/>
+      <w:numFmt w:val="decimal"/>
+      <w:lvlText w:val="%2."/>
       <w:lvlJc w:val="left"/>
       <w:pPr>
         <w:tabs>
@@ -755,10 +396,6 @@
         </w:tabs>
         <w:ind w:left="1440" w:hanging="360"/>
       </w:pPr>
-      <w:rPr>
-        <w:rFonts w:ascii="Courier New" w:hAnsi="Courier New" w:hint="default"/>
-        <w:sz w:val="20"/>
-      </w:rPr>
     </w:lvl>
     <w:lvl w:ilvl="2" w:tentative="1">
       <w:start w:val="1"/>
@@ -845,159 +482,10 @@
       </w:pPr>
     </w:lvl>
   </w:abstractNum>
-  <w:abstractNum w:abstractNumId="1" w15:restartNumberingAfterBreak="0">
-    <w:nsid w:val="4A683CC0"/>
-    <w:multiLevelType w:val="multilevel"/>
-    <w:tmpl w:val="B66A960E"/>
-    <w:lvl w:ilvl="0">
-      <w:start w:val="1"/>
-      <w:numFmt w:val="bullet"/>
-      <w:lvlText w:val=""/>
-      <w:lvlJc w:val="left"/>
-      <w:pPr>
-        <w:tabs>
-          <w:tab w:val="num" w:pos="720"/>
-        </w:tabs>
-        <w:ind w:left="720" w:hanging="360"/>
-      </w:pPr>
-      <w:rPr>
-        <w:rFonts w:ascii="Symbol" w:hAnsi="Symbol" w:hint="default"/>
-        <w:sz w:val="20"/>
-      </w:rPr>
-    </w:lvl>
-    <w:lvl w:ilvl="1" w:tentative="1">
-      <w:start w:val="1"/>
-      <w:numFmt w:val="bullet"/>
-      <w:lvlText w:val="o"/>
-      <w:lvlJc w:val="left"/>
-      <w:pPr>
-        <w:tabs>
-          <w:tab w:val="num" w:pos="1440"/>
-        </w:tabs>
-        <w:ind w:left="1440" w:hanging="360"/>
-      </w:pPr>
-      <w:rPr>
-        <w:rFonts w:ascii="Courier New" w:hAnsi="Courier New" w:hint="default"/>
-        <w:sz w:val="20"/>
-      </w:rPr>
-    </w:lvl>
-    <w:lvl w:ilvl="2" w:tentative="1">
-      <w:start w:val="1"/>
-      <w:numFmt w:val="bullet"/>
-      <w:lvlText w:val=""/>
-      <w:lvlJc w:val="left"/>
-      <w:pPr>
-        <w:tabs>
-          <w:tab w:val="num" w:pos="2160"/>
-        </w:tabs>
-        <w:ind w:left="2160" w:hanging="360"/>
-      </w:pPr>
-      <w:rPr>
-        <w:rFonts w:ascii="Wingdings" w:hAnsi="Wingdings" w:hint="default"/>
-        <w:sz w:val="20"/>
-      </w:rPr>
-    </w:lvl>
-    <w:lvl w:ilvl="3" w:tentative="1">
-      <w:start w:val="1"/>
-      <w:numFmt w:val="bullet"/>
-      <w:lvlText w:val=""/>
-      <w:lvlJc w:val="left"/>
-      <w:pPr>
-        <w:tabs>
-          <w:tab w:val="num" w:pos="2880"/>
-        </w:tabs>
-        <w:ind w:left="2880" w:hanging="360"/>
-      </w:pPr>
-      <w:rPr>
-        <w:rFonts w:ascii="Wingdings" w:hAnsi="Wingdings" w:hint="default"/>
-        <w:sz w:val="20"/>
-      </w:rPr>
-    </w:lvl>
-    <w:lvl w:ilvl="4" w:tentative="1">
-      <w:start w:val="1"/>
-      <w:numFmt w:val="bullet"/>
-      <w:lvlText w:val=""/>
-      <w:lvlJc w:val="left"/>
-      <w:pPr>
-        <w:tabs>
-          <w:tab w:val="num" w:pos="3600"/>
-        </w:tabs>
-        <w:ind w:left="3600" w:hanging="360"/>
-      </w:pPr>
-      <w:rPr>
-        <w:rFonts w:ascii="Wingdings" w:hAnsi="Wingdings" w:hint="default"/>
-        <w:sz w:val="20"/>
-      </w:rPr>
-    </w:lvl>
-    <w:lvl w:ilvl="5" w:tentative="1">
-      <w:start w:val="1"/>
-      <w:numFmt w:val="bullet"/>
-      <w:lvlText w:val=""/>
-      <w:lvlJc w:val="left"/>
-      <w:pPr>
-        <w:tabs>
-          <w:tab w:val="num" w:pos="4320"/>
-        </w:tabs>
-        <w:ind w:left="4320" w:hanging="360"/>
-      </w:pPr>
-      <w:rPr>
-        <w:rFonts w:ascii="Wingdings" w:hAnsi="Wingdings" w:hint="default"/>
-        <w:sz w:val="20"/>
-      </w:rPr>
-    </w:lvl>
-    <w:lvl w:ilvl="6" w:tentative="1">
-      <w:start w:val="1"/>
-      <w:numFmt w:val="bullet"/>
-      <w:lvlText w:val=""/>
-      <w:lvlJc w:val="left"/>
-      <w:pPr>
-        <w:tabs>
-          <w:tab w:val="num" w:pos="5040"/>
-        </w:tabs>
-        <w:ind w:left="5040" w:hanging="360"/>
-      </w:pPr>
-      <w:rPr>
-        <w:rFonts w:ascii="Wingdings" w:hAnsi="Wingdings" w:hint="default"/>
-        <w:sz w:val="20"/>
-      </w:rPr>
-    </w:lvl>
-    <w:lvl w:ilvl="7" w:tentative="1">
-      <w:start w:val="1"/>
-      <w:numFmt w:val="bullet"/>
-      <w:lvlText w:val=""/>
-      <w:lvlJc w:val="left"/>
-      <w:pPr>
-        <w:tabs>
-          <w:tab w:val="num" w:pos="5760"/>
-        </w:tabs>
-        <w:ind w:left="5760" w:hanging="360"/>
-      </w:pPr>
-      <w:rPr>
-        <w:rFonts w:ascii="Wingdings" w:hAnsi="Wingdings" w:hint="default"/>
-        <w:sz w:val="20"/>
-      </w:rPr>
-    </w:lvl>
-    <w:lvl w:ilvl="8" w:tentative="1">
-      <w:start w:val="1"/>
-      <w:numFmt w:val="bullet"/>
-      <w:lvlText w:val=""/>
-      <w:lvlJc w:val="left"/>
-      <w:pPr>
-        <w:tabs>
-          <w:tab w:val="num" w:pos="6480"/>
-        </w:tabs>
-        <w:ind w:left="6480" w:hanging="360"/>
-      </w:pPr>
-      <w:rPr>
-        <w:rFonts w:ascii="Wingdings" w:hAnsi="Wingdings" w:hint="default"/>
-        <w:sz w:val="20"/>
-      </w:rPr>
-    </w:lvl>
-  </w:abstractNum>
-  <w:num w:numId="1" w16cid:durableId="873808545">
+  <w:num w:numId="1" w16cid:durableId="1039206718">
     <w:abstractNumId w:val="0"/>
   </w:num>
-  <w:num w:numId="2" w16cid:durableId="308286155">
+  <w:num w:numId="2" w16cid:durableId="40789580">
     <w:abstractNumId w:val="1"/>
   </w:num>
 </w:numbering>
@@ -1410,7 +898,7 @@
     <w:link w:val="10"/>
     <w:uiPriority w:val="9"/>
     <w:qFormat/>
-    <w:rsid w:val="00BD517A"/>
+    <w:rsid w:val="00C62D55"/>
     <w:pPr>
       <w:keepNext/>
       <w:keepLines/>
@@ -1433,7 +921,7 @@
     <w:semiHidden/>
     <w:unhideWhenUsed/>
     <w:qFormat/>
-    <w:rsid w:val="00BD517A"/>
+    <w:rsid w:val="00C62D55"/>
     <w:pPr>
       <w:keepNext/>
       <w:keepLines/>
@@ -1456,7 +944,7 @@
     <w:semiHidden/>
     <w:unhideWhenUsed/>
     <w:qFormat/>
-    <w:rsid w:val="00BD517A"/>
+    <w:rsid w:val="00C62D55"/>
     <w:pPr>
       <w:keepNext/>
       <w:keepLines/>
@@ -1479,7 +967,7 @@
     <w:semiHidden/>
     <w:unhideWhenUsed/>
     <w:qFormat/>
-    <w:rsid w:val="00BD517A"/>
+    <w:rsid w:val="00C62D55"/>
     <w:pPr>
       <w:keepNext/>
       <w:keepLines/>
@@ -1502,7 +990,7 @@
     <w:semiHidden/>
     <w:unhideWhenUsed/>
     <w:qFormat/>
-    <w:rsid w:val="00BD517A"/>
+    <w:rsid w:val="00C62D55"/>
     <w:pPr>
       <w:keepNext/>
       <w:keepLines/>
@@ -1525,7 +1013,7 @@
     <w:semiHidden/>
     <w:unhideWhenUsed/>
     <w:qFormat/>
-    <w:rsid w:val="00BD517A"/>
+    <w:rsid w:val="00C62D55"/>
     <w:pPr>
       <w:keepNext/>
       <w:keepLines/>
@@ -1548,7 +1036,7 @@
     <w:semiHidden/>
     <w:unhideWhenUsed/>
     <w:qFormat/>
-    <w:rsid w:val="00BD517A"/>
+    <w:rsid w:val="00C62D55"/>
     <w:pPr>
       <w:keepNext/>
       <w:keepLines/>
@@ -1571,7 +1059,7 @@
     <w:semiHidden/>
     <w:unhideWhenUsed/>
     <w:qFormat/>
-    <w:rsid w:val="00BD517A"/>
+    <w:rsid w:val="00C62D55"/>
     <w:pPr>
       <w:keepNext/>
       <w:keepLines/>
@@ -1591,7 +1079,7 @@
     <w:semiHidden/>
     <w:unhideWhenUsed/>
     <w:qFormat/>
-    <w:rsid w:val="00BD517A"/>
+    <w:rsid w:val="00C62D55"/>
     <w:pPr>
       <w:keepNext/>
       <w:keepLines/>
@@ -1633,7 +1121,7 @@
     <w:basedOn w:val="a0"/>
     <w:link w:val="1"/>
     <w:uiPriority w:val="9"/>
-    <w:rsid w:val="00BD517A"/>
+    <w:rsid w:val="00C62D55"/>
     <w:rPr>
       <w:rFonts w:asciiTheme="majorHAnsi" w:eastAsiaTheme="majorEastAsia" w:hAnsiTheme="majorHAnsi" w:cstheme="majorBidi"/>
       <w:color w:val="2F5496" w:themeColor="accent1" w:themeShade="BF"/>
@@ -1647,7 +1135,7 @@
     <w:link w:val="2"/>
     <w:uiPriority w:val="9"/>
     <w:semiHidden/>
-    <w:rsid w:val="00BD517A"/>
+    <w:rsid w:val="00C62D55"/>
     <w:rPr>
       <w:rFonts w:asciiTheme="majorHAnsi" w:eastAsiaTheme="majorEastAsia" w:hAnsiTheme="majorHAnsi" w:cstheme="majorBidi"/>
       <w:color w:val="2F5496" w:themeColor="accent1" w:themeShade="BF"/>
@@ -1661,7 +1149,7 @@
     <w:link w:val="3"/>
     <w:uiPriority w:val="9"/>
     <w:semiHidden/>
-    <w:rsid w:val="00BD517A"/>
+    <w:rsid w:val="00C62D55"/>
     <w:rPr>
       <w:rFonts w:asciiTheme="majorHAnsi" w:eastAsiaTheme="majorEastAsia" w:hAnsiTheme="majorHAnsi" w:cstheme="majorBidi"/>
       <w:color w:val="2F5496" w:themeColor="accent1" w:themeShade="BF"/>
@@ -1675,7 +1163,7 @@
     <w:link w:val="4"/>
     <w:uiPriority w:val="9"/>
     <w:semiHidden/>
-    <w:rsid w:val="00BD517A"/>
+    <w:rsid w:val="00C62D55"/>
     <w:rPr>
       <w:rFonts w:cstheme="majorBidi"/>
       <w:color w:val="2F5496" w:themeColor="accent1" w:themeShade="BF"/>
@@ -1689,7 +1177,7 @@
     <w:link w:val="5"/>
     <w:uiPriority w:val="9"/>
     <w:semiHidden/>
-    <w:rsid w:val="00BD517A"/>
+    <w:rsid w:val="00C62D55"/>
     <w:rPr>
       <w:rFonts w:cstheme="majorBidi"/>
       <w:color w:val="2F5496" w:themeColor="accent1" w:themeShade="BF"/>
@@ -1703,7 +1191,7 @@
     <w:link w:val="6"/>
     <w:uiPriority w:val="9"/>
     <w:semiHidden/>
-    <w:rsid w:val="00BD517A"/>
+    <w:rsid w:val="00C62D55"/>
     <w:rPr>
       <w:rFonts w:cstheme="majorBidi"/>
       <w:b/>
@@ -1717,7 +1205,7 @@
     <w:link w:val="7"/>
     <w:uiPriority w:val="9"/>
     <w:semiHidden/>
-    <w:rsid w:val="00BD517A"/>
+    <w:rsid w:val="00C62D55"/>
     <w:rPr>
       <w:rFonts w:cstheme="majorBidi"/>
       <w:b/>
@@ -1731,7 +1219,7 @@
     <w:link w:val="8"/>
     <w:uiPriority w:val="9"/>
     <w:semiHidden/>
-    <w:rsid w:val="00BD517A"/>
+    <w:rsid w:val="00C62D55"/>
     <w:rPr>
       <w:rFonts w:cstheme="majorBidi"/>
       <w:color w:val="595959" w:themeColor="text1" w:themeTint="A6"/>
@@ -1743,7 +1231,7 @@
     <w:link w:val="9"/>
     <w:uiPriority w:val="9"/>
     <w:semiHidden/>
-    <w:rsid w:val="00BD517A"/>
+    <w:rsid w:val="00C62D55"/>
     <w:rPr>
       <w:rFonts w:eastAsiaTheme="majorEastAsia" w:cstheme="majorBidi"/>
       <w:color w:val="595959" w:themeColor="text1" w:themeTint="A6"/>
@@ -1756,7 +1244,7 @@
     <w:link w:val="a4"/>
     <w:uiPriority w:val="10"/>
     <w:qFormat/>
-    <w:rsid w:val="00BD517A"/>
+    <w:rsid w:val="00C62D55"/>
     <w:pPr>
       <w:spacing w:after="80"/>
       <w:contextualSpacing/>
@@ -1775,7 +1263,7 @@
     <w:basedOn w:val="a0"/>
     <w:link w:val="a3"/>
     <w:uiPriority w:val="10"/>
-    <w:rsid w:val="00BD517A"/>
+    <w:rsid w:val="00C62D55"/>
     <w:rPr>
       <w:rFonts w:asciiTheme="majorHAnsi" w:eastAsiaTheme="majorEastAsia" w:hAnsiTheme="majorHAnsi" w:cstheme="majorBidi"/>
       <w:spacing w:val="-10"/>
@@ -1791,7 +1279,7 @@
     <w:link w:val="a6"/>
     <w:uiPriority w:val="11"/>
     <w:qFormat/>
-    <w:rsid w:val="00BD517A"/>
+    <w:rsid w:val="00C62D55"/>
     <w:pPr>
       <w:numPr>
         <w:ilvl w:val="1"/>
@@ -1812,7 +1300,7 @@
     <w:basedOn w:val="a0"/>
     <w:link w:val="a5"/>
     <w:uiPriority w:val="11"/>
-    <w:rsid w:val="00BD517A"/>
+    <w:rsid w:val="00C62D55"/>
     <w:rPr>
       <w:rFonts w:asciiTheme="majorHAnsi" w:eastAsiaTheme="majorEastAsia" w:hAnsiTheme="majorHAnsi" w:cstheme="majorBidi"/>
       <w:color w:val="595959" w:themeColor="text1" w:themeTint="A6"/>
@@ -1828,7 +1316,7 @@
     <w:link w:val="a8"/>
     <w:uiPriority w:val="29"/>
     <w:qFormat/>
-    <w:rsid w:val="00BD517A"/>
+    <w:rsid w:val="00C62D55"/>
     <w:pPr>
       <w:spacing w:before="160" w:after="160"/>
       <w:jc w:val="center"/>
@@ -1844,7 +1332,7 @@
     <w:basedOn w:val="a0"/>
     <w:link w:val="a7"/>
     <w:uiPriority w:val="29"/>
-    <w:rsid w:val="00BD517A"/>
+    <w:rsid w:val="00C62D55"/>
     <w:rPr>
       <w:i/>
       <w:iCs/>
@@ -1856,7 +1344,7 @@
     <w:basedOn w:val="a"/>
     <w:uiPriority w:val="34"/>
     <w:qFormat/>
-    <w:rsid w:val="00BD517A"/>
+    <w:rsid w:val="00C62D55"/>
     <w:pPr>
       <w:ind w:left="720"/>
       <w:contextualSpacing/>
@@ -1867,7 +1355,7 @@
     <w:basedOn w:val="a0"/>
     <w:uiPriority w:val="21"/>
     <w:qFormat/>
-    <w:rsid w:val="00BD517A"/>
+    <w:rsid w:val="00C62D55"/>
     <w:rPr>
       <w:i/>
       <w:iCs/>
@@ -1881,7 +1369,7 @@
     <w:link w:val="ac"/>
     <w:uiPriority w:val="30"/>
     <w:qFormat/>
-    <w:rsid w:val="00BD517A"/>
+    <w:rsid w:val="00C62D55"/>
     <w:pPr>
       <w:pBdr>
         <w:top w:val="single" w:sz="4" w:space="10" w:color="2F5496" w:themeColor="accent1" w:themeShade="BF"/>
@@ -1902,7 +1390,7 @@
     <w:basedOn w:val="a0"/>
     <w:link w:val="ab"/>
     <w:uiPriority w:val="30"/>
-    <w:rsid w:val="00BD517A"/>
+    <w:rsid w:val="00C62D55"/>
     <w:rPr>
       <w:i/>
       <w:iCs/>
@@ -1914,7 +1402,7 @@
     <w:basedOn w:val="a0"/>
     <w:uiPriority w:val="32"/>
     <w:qFormat/>
-    <w:rsid w:val="00BD517A"/>
+    <w:rsid w:val="00C62D55"/>
     <w:rPr>
       <w:b/>
       <w:bCs/>
@@ -1929,7 +1417,7 @@
     <w:link w:val="af"/>
     <w:uiPriority w:val="99"/>
     <w:unhideWhenUsed/>
-    <w:rsid w:val="00B70D4D"/>
+    <w:rsid w:val="00AD5D91"/>
     <w:pPr>
       <w:tabs>
         <w:tab w:val="center" w:pos="4153"/>
@@ -1948,7 +1436,7 @@
     <w:basedOn w:val="a0"/>
     <w:link w:val="ae"/>
     <w:uiPriority w:val="99"/>
-    <w:rsid w:val="00B70D4D"/>
+    <w:rsid w:val="00AD5D91"/>
     <w:rPr>
       <w:sz w:val="18"/>
       <w:szCs w:val="18"/>
@@ -1960,7 +1448,7 @@
     <w:link w:val="af1"/>
     <w:uiPriority w:val="99"/>
     <w:unhideWhenUsed/>
-    <w:rsid w:val="00B70D4D"/>
+    <w:rsid w:val="00AD5D91"/>
     <w:pPr>
       <w:tabs>
         <w:tab w:val="center" w:pos="4153"/>
@@ -1979,10 +1467,23 @@
     <w:basedOn w:val="a0"/>
     <w:link w:val="af0"/>
     <w:uiPriority w:val="99"/>
-    <w:rsid w:val="00B70D4D"/>
+    <w:rsid w:val="00AD5D91"/>
     <w:rPr>
       <w:sz w:val="18"/>
       <w:szCs w:val="18"/>
+    </w:rPr>
+  </w:style>
+  <w:style w:type="paragraph" w:styleId="af2">
+    <w:name w:val="Normal (Web)"/>
+    <w:basedOn w:val="a"/>
+    <w:uiPriority w:val="99"/>
+    <w:semiHidden/>
+    <w:unhideWhenUsed/>
+    <w:rsid w:val="00AD5D91"/>
+    <w:rPr>
+      <w:rFonts w:ascii="Times New Roman" w:hAnsi="Times New Roman" w:cs="Times New Roman"/>
+      <w:sz w:val="24"/>
+      <w:szCs w:val="24"/>
     </w:rPr>
   </w:style>
 </w:styles>
